--- a/docs/guides/crew/crew-1.0-working-with-codex.docx
+++ b/docs/guides/crew/crew-1.0-working-with-codex.docx
@@ -1,7 +1,6 @@
 
 <file path=word/document.xml><?xml version="1.0" encoding="utf-8"?>
 <w:document xmlns:o="urn:schemas-microsoft-com:office:office" xmlns:r="http://schemas.openxmlformats.org/officeDocument/2006/relationships" xmlns:v="urn:schemas-microsoft-com:vml" xmlns:w="http://schemas.openxmlformats.org/wordprocessingml/2006/main" xmlns:w10="urn:schemas-microsoft-com:office:word" xmlns:wp="http://schemas.openxmlformats.org/drawingml/2006/wordprocessingDrawing" xmlns:pic="http://schemas.openxmlformats.org/drawingml/2006/picture" xmlns:wps="http://schemas.microsoft.com/office/word/2010/wordprocessingShape" xmlns:wpg="http://schemas.microsoft.com/office/word/2010/wordprocessingGroup" xmlns:mc="http://schemas.openxmlformats.org/markup-compatibility/2006" xmlns:wp14="http://schemas.microsoft.com/office/word/2010/wordprocessingDrawing" xmlns:w14="http://schemas.microsoft.com/office/word/2010/wordml" xmlns:w15="http://schemas.microsoft.com/office/word/2012/wordml" mc:Ignorable="w14 wp14 w15">
-  <w:background w:color="2E3440"/>
   <w:body>
     <w:p>
       <w:pPr>
@@ -583,7 +582,6 @@
       <w:pPr>
         <w:pStyle w:val="PreformattedText"/>
         <w:bidi w:val="0"/>
-        <w:spacing w:before="1134" w:after="283"/>
         <w:jc w:val="left"/>
         <w:rPr/>
       </w:pPr>
@@ -802,7 +800,6 @@
       <w:pPr>
         <w:pStyle w:val="PreformattedText"/>
         <w:bidi w:val="0"/>
-        <w:spacing w:before="1134" w:after="283"/>
         <w:jc w:val="left"/>
         <w:rPr/>
       </w:pPr>
@@ -896,7 +893,6 @@
       <w:pPr>
         <w:pStyle w:val="PreformattedText"/>
         <w:bidi w:val="0"/>
-        <w:spacing w:before="1134" w:after="283"/>
         <w:jc w:val="left"/>
         <w:rPr/>
       </w:pPr>
@@ -995,7 +991,6 @@
       <w:pPr>
         <w:pStyle w:val="PreformattedText"/>
         <w:bidi w:val="0"/>
-        <w:spacing w:before="1134" w:after="283"/>
         <w:jc w:val="left"/>
         <w:rPr/>
       </w:pPr>
@@ -1980,6 +1975,26 @@
       <w:szCs w:val="28"/>
     </w:rPr>
   </w:style>
+  <w:style w:type="paragraph" w:styleId="PreformattedText">
+    <w:name w:val="Preformatted Text"/>
+    <w:basedOn w:val="Normal"/>
+    <w:qFormat/>
+    <w:pPr>
+      <w:pBdr>
+        <w:top w:val="single" w:sz="2" w:space="8" w:color="6B7A94"/>
+        <w:left w:val="single" w:sz="2" w:space="10" w:color="6B7A94"/>
+        <w:bottom w:val="single" w:sz="2" w:space="8" w:color="6B7A94"/>
+      </w:pBdr>
+      <w:shd w:fill="3B4252" w:val="clear"/>
+      <w:spacing w:before="160" w:after="160"/>
+      <w:ind w:left="160" w:right="160"/>
+    </w:pPr>
+    <w:rPr>
+      <w:rFonts w:ascii="Liberation Mono" w:hAnsi="Liberation Mono" w:eastAsia="Noto Sans Mono CJK SC" w:cs="Liberation Mono"/>
+      <w:sz w:val="20"/>
+      <w:szCs w:val="20"/>
+    </w:rPr>
+  </w:style>
   <w:style w:type="paragraph" w:styleId="TableHeading">
     <w:name w:val="Table Heading"/>
     <w:basedOn w:val="TableContents"/>
@@ -1993,19 +2008,6 @@
       <w:b/>
       <w:bCs/>
       <w:color w:val="ECEFF4"/>
-    </w:rPr>
-  </w:style>
-  <w:style w:type="paragraph" w:styleId="PreformattedText">
-    <w:name w:val="Preformatted Text"/>
-    <w:basedOn w:val="Normal"/>
-    <w:qFormat/>
-    <w:pPr>
-      <w:spacing w:before="1134" w:after="0"/>
-    </w:pPr>
-    <w:rPr>
-      <w:rFonts w:ascii="Liberation Mono" w:hAnsi="Liberation Mono" w:eastAsia="Noto Sans Mono CJK SC" w:cs="Liberation Mono"/>
-      <w:sz w:val="20"/>
-      <w:szCs w:val="20"/>
     </w:rPr>
   </w:style>
 </w:styles>

--- a/docs/guides/crew/crew-1.0-working-with-codex.docx
+++ b/docs/guides/crew/crew-1.0-working-with-codex.docx
@@ -704,7 +704,39 @@
       </w:r>
       <w:r>
         <w:rPr/>
-        <w:t xml:space="preserve"> and two profiles: </w:t>
+        <w:t xml:space="preserve"> only. </w:t>
+      </w:r>
+      <w:r>
+        <w:rPr>
+          <w:rStyle w:val="Strong"/>
+        </w:rPr>
+        <w:t xml:space="preserve">No </w:t>
+      </w:r>
+      <w:r>
+        <w:rPr>
+          <w:rStyle w:val="SourceText"/>
+        </w:rPr>
+        <w:t>[profiles.*]</w:t>
+      </w:r>
+      <w:r>
+        <w:rPr>
+          <w:rStyle w:val="Strong"/>
+        </w:rPr>
+        <w:t xml:space="preserve"> table</w:t>
+      </w:r>
+      <w:r>
+        <w:rPr/>
+        <w:t xml:space="preserve"> -- MEASURED on codex-cli 0.154.0: </w:t>
+      </w:r>
+      <w:r>
+        <w:rPr>
+          <w:rStyle w:val="SourceText"/>
+        </w:rPr>
+        <w:t>profiles</w:t>
+      </w:r>
+      <w:r>
+        <w:rPr/>
+        <w:t xml:space="preserve"> is on Codex's own project-local config denylist and is stripped from this file every time it loads, trusted or not, so a </w:t>
       </w:r>
       <w:r>
         <w:rPr>
@@ -714,27 +746,7 @@
       </w:r>
       <w:r>
         <w:rPr/>
-        <w:t xml:space="preserve"> (</w:t>
-      </w:r>
-      <w:r>
-        <w:rPr>
-          <w:rStyle w:val="SourceText"/>
-        </w:rPr>
-        <w:t>sandbox_mode = "read-only"</w:t>
-      </w:r>
-      <w:r>
-        <w:rPr/>
-        <w:t xml:space="preserve">, </w:t>
-      </w:r>
-      <w:r>
-        <w:rPr>
-          <w:rStyle w:val="SourceText"/>
-        </w:rPr>
-        <w:t>approval_policy = "never"</w:t>
-      </w:r>
-      <w:r>
-        <w:rPr/>
-        <w:t xml:space="preserve">) and </w:t>
+        <w:t>/</w:t>
       </w:r>
       <w:r>
         <w:rPr>
@@ -744,17 +756,7 @@
       </w:r>
       <w:r>
         <w:rPr/>
-        <w:t xml:space="preserve"> (</w:t>
-      </w:r>
-      <w:r>
-        <w:rPr>
-          <w:rStyle w:val="SourceText"/>
-        </w:rPr>
-        <w:t>workspace-write</w:t>
-      </w:r>
-      <w:r>
-        <w:rPr/>
-        <w:t xml:space="preserve">). Codex reads project config only for a </w:t>
+        <w:t xml:space="preserve"> profile defined here would never apply. Codex reads project config only for a </w:t>
       </w:r>
       <w:r>
         <w:rPr>
@@ -764,7 +766,7 @@
       </w:r>
       <w:r>
         <w:rPr/>
-        <w:t xml:space="preserve"> project. </w:t>
+        <w:t xml:space="preserve"> project, and only that project-config subset survives the strip. </w:t>
       </w:r>
     </w:p>
     <w:p>
@@ -784,6 +786,48 @@
     </w:p>
     <w:p>
       <w:pPr>
+        <w:pStyle w:val="BodyText"/>
+        <w:bidi w:val="0"/>
+        <w:jc w:val="left"/>
+        <w:rPr/>
+      </w:pPr>
+      <w:r>
+        <w:rPr/>
+        <w:t xml:space="preserve">There are no project-scoped </w:t>
+      </w:r>
+      <w:r>
+        <w:rPr>
+          <w:rStyle w:val="SourceText"/>
+        </w:rPr>
+        <w:t>review</w:t>
+      </w:r>
+      <w:r>
+        <w:rPr/>
+        <w:t>/</w:t>
+      </w:r>
+      <w:r>
+        <w:rPr>
+          <w:rStyle w:val="SourceText"/>
+        </w:rPr>
+        <w:t>work</w:t>
+      </w:r>
+      <w:r>
+        <w:rPr/>
+        <w:t xml:space="preserve"> profiles to select with </w:t>
+      </w:r>
+      <w:r>
+        <w:rPr>
+          <w:rStyle w:val="SourceText"/>
+        </w:rPr>
+        <w:t>--profile</w:t>
+      </w:r>
+      <w:r>
+        <w:rPr/>
+        <w:t xml:space="preserve"> -- pass the settings explicitly instead:</w:t>
+      </w:r>
+    </w:p>
+    <w:p>
+      <w:pPr>
         <w:pStyle w:val="PreformattedText"/>
         <w:bidi w:val="0"/>
         <w:jc w:val="left"/>
@@ -793,7 +837,7 @@
         <w:rPr>
           <w:rStyle w:val="SourceText"/>
         </w:rPr>
-        <w:t>codex exec --profile review --json --sandbox read-only "&lt;review prompt&gt;"   # the reviewer</w:t>
+        <w:t>codex exec --json --sandbox read-only "&lt;review prompt&gt;"   # the reviewer (review_run.py's command_for)</w:t>
       </w:r>
     </w:p>
     <w:p>
@@ -807,7 +851,139 @@
         <w:rPr>
           <w:rStyle w:val="SourceText"/>
         </w:rPr>
-        <w:t>codex exec --profile work "&lt;task&gt;"                                         # only if you choose Codex to implement</w:t>
+        <w:t>codex exec --sandbox workspace-write "&lt;task&gt;"              # only if you choose Codex to implement</w:t>
+      </w:r>
+    </w:p>
+    <w:p>
+      <w:pPr>
+        <w:pStyle w:val="BodyText"/>
+        <w:bidi w:val="0"/>
+        <w:jc w:val="left"/>
+        <w:rPr/>
+      </w:pPr>
+      <w:r>
+        <w:rPr/>
+        <w:t xml:space="preserve">If you want named </w:t>
+      </w:r>
+      <w:r>
+        <w:rPr>
+          <w:rStyle w:val="SourceText"/>
+        </w:rPr>
+        <w:t>review</w:t>
+      </w:r>
+      <w:r>
+        <w:rPr/>
+        <w:t>/</w:t>
+      </w:r>
+      <w:r>
+        <w:rPr>
+          <w:rStyle w:val="SourceText"/>
+        </w:rPr>
+        <w:t>work</w:t>
+      </w:r>
+      <w:r>
+        <w:rPr/>
+        <w:t xml:space="preserve"> profiles for convenience, they are a </w:t>
+      </w:r>
+      <w:r>
+        <w:rPr>
+          <w:rStyle w:val="Strong"/>
+        </w:rPr>
+        <w:t>user-level</w:t>
+      </w:r>
+      <w:r>
+        <w:rPr/>
+        <w:t xml:space="preserve"> concept, not a project one: </w:t>
+      </w:r>
+      <w:r>
+        <w:rPr>
+          <w:rStyle w:val="SourceText"/>
+        </w:rPr>
+        <w:t>codex exec --help</w:t>
+      </w:r>
+      <w:r>
+        <w:rPr/>
+        <w:t xml:space="preserve"> (codex-cli 0.155.1) documents </w:t>
+      </w:r>
+      <w:r>
+        <w:rPr>
+          <w:rStyle w:val="SourceText"/>
+        </w:rPr>
+        <w:t>--profile NAME</w:t>
+      </w:r>
+      <w:r>
+        <w:rPr/>
+        <w:t xml:space="preserve"> as layering </w:t>
+      </w:r>
+      <w:r>
+        <w:rPr>
+          <w:rStyle w:val="SourceText"/>
+        </w:rPr>
+        <w:t>$CODEX_HOME/NAME.config.toml</w:t>
+      </w:r>
+      <w:r>
+        <w:rPr/>
+        <w:t xml:space="preserve"> on top of the base user config -- a file under </w:t>
+      </w:r>
+      <w:r>
+        <w:rPr>
+          <w:rStyle w:val="SourceText"/>
+        </w:rPr>
+        <w:t>$CODEX_HOME</w:t>
+      </w:r>
+      <w:r>
+        <w:rPr/>
+        <w:t xml:space="preserve">, never this project's </w:t>
+      </w:r>
+      <w:r>
+        <w:rPr>
+          <w:rStyle w:val="SourceText"/>
+        </w:rPr>
+        <w:t>.codex/config.toml</w:t>
+      </w:r>
+      <w:r>
+        <w:rPr/>
+        <w:t xml:space="preserve">. Create </w:t>
+      </w:r>
+      <w:r>
+        <w:rPr>
+          <w:rStyle w:val="SourceText"/>
+        </w:rPr>
+        <w:t>$CODEX_HOME/review.config.toml</w:t>
+      </w:r>
+      <w:r>
+        <w:rPr/>
+        <w:t xml:space="preserve"> / </w:t>
+      </w:r>
+      <w:r>
+        <w:rPr>
+          <w:rStyle w:val="SourceText"/>
+        </w:rPr>
+        <w:t>$CODEX_HOME/work.config.toml</w:t>
+      </w:r>
+      <w:r>
+        <w:rPr/>
+        <w:t xml:space="preserve"> yourself and pass </w:t>
+      </w:r>
+      <w:r>
+        <w:rPr>
+          <w:rStyle w:val="SourceText"/>
+        </w:rPr>
+        <w:t>--profile review</w:t>
+      </w:r>
+      <w:r>
+        <w:rPr/>
+        <w:t>/</w:t>
+      </w:r>
+      <w:r>
+        <w:rPr>
+          <w:rStyle w:val="SourceText"/>
+        </w:rPr>
+        <w:t>--profile work</w:t>
+      </w:r>
+      <w:r>
+        <w:rPr/>
+        <w:t xml:space="preserve"> against those.</w:t>
       </w:r>
     </w:p>
     <w:p>

--- a/docs/guides/crew/crew-1.0-working-with-codex.docx
+++ b/docs/guides/crew/crew-1.0-working-with-codex.docx
@@ -995,7 +995,37 @@
       </w:pPr>
       <w:r>
         <w:rPr/>
-        <w:t>A review that exits non-zero or prints nothing is INCOMPLETE, never CLEAN.</w:t>
+        <w:t xml:space="preserve">A review that exits non-zero, prints nothing, times out or ends in a failed turn is INCOMPLETE, never CLEAN. That is a tool failure, and the round is refunded automatically, up to two per plan (for example when Codex answers with its usage-limit </w:t>
+      </w:r>
+      <w:r>
+        <w:rPr>
+          <w:rStyle w:val="SourceText"/>
+        </w:rPr>
+        <w:t>error</w:t>
+      </w:r>
+      <w:r>
+        <w:rPr/>
+        <w:t xml:space="preserve"> event). What crew relies on from Codex's </w:t>
+      </w:r>
+      <w:r>
+        <w:rPr>
+          <w:rStyle w:val="SourceText"/>
+        </w:rPr>
+        <w:t>--json</w:t>
+      </w:r>
+      <w:r>
+        <w:rPr/>
+        <w:t xml:space="preserve"> stream is in </w:t>
+      </w:r>
+      <w:r>
+        <w:rPr>
+          <w:rStyle w:val="SourceText"/>
+        </w:rPr>
+        <w:t>plugin/crew/docs/external-tool-formats.md</w:t>
+      </w:r>
+      <w:r>
+        <w:rPr/>
+        <w:t>.</w:t>
       </w:r>
     </w:p>
     <w:p>

--- a/docs/guides/crew/crew-1.0-working-with-codex.docx
+++ b/docs/guides/crew/crew-1.0-working-with-codex.docx
@@ -996,6 +996,48 @@
       <w:r>
         <w:rPr/>
         <w:t>A review that exits non-zero or prints nothing is INCOMPLETE, never CLEAN.</w:t>
+      </w:r>
+    </w:p>
+    <w:p>
+      <w:pPr>
+        <w:pStyle w:val="BodyText"/>
+        <w:bidi w:val="0"/>
+        <w:jc w:val="left"/>
+        <w:rPr/>
+      </w:pPr>
+      <w:r>
+        <w:rPr/>
+        <w:t xml:space="preserve">The review prompt Codex reads ends with a </w:t>
+      </w:r>
+      <w:r>
+        <w:rPr>
+          <w:rStyle w:val="Strong"/>
+        </w:rPr>
+        <w:t>development standards checklist</w:t>
+      </w:r>
+      <w:r>
+        <w:rPr/>
+        <w:t xml:space="preserve">: the rules and self-check questions of every standard that applies to the change (crew's generic set, any matching per-language set, and the repository's </w:t>
+      </w:r>
+      <w:r>
+        <w:rPr>
+          <w:rStyle w:val="SourceText"/>
+        </w:rPr>
+        <w:t>.crew/standards.md</w:t>
+      </w:r>
+      <w:r>
+        <w:rPr/>
+        <w:t xml:space="preserve"> overlay). The author's own self-check answers are withheld, so Codex judges each standard's applicability itself, and the prompt says the list does not bound the review: a defect outside it is reported the same way. </w:t>
+      </w:r>
+      <w:r>
+        <w:rPr>
+          <w:rStyle w:val="SourceText"/>
+        </w:rPr>
+        <w:t>review_run.py</w:t>
+      </w:r>
+      <w:r>
+        <w:rPr/>
+        <w:t xml:space="preserve"> will not launch Codex, or reserve a round, until the author's self-check is complete and stamped for the exact bundle Codex is about to read.</w:t>
       </w:r>
     </w:p>
     <w:p>

--- a/docs/guides/crew/crew-1.0-working-with-codex.docx
+++ b/docs/guides/crew/crew-1.0-working-with-codex.docx
@@ -1006,8 +1006,293 @@
         <w:jc w:val="left"/>
         <w:rPr/>
       </w:pPr>
-      <w:bookmarkStart w:id="4" w:name="what-is-proven-and-what-is-only-configur"/>
+      <w:bookmarkStart w:id="4" w:name="when-codex-hits-a-usage-limit"/>
       <w:bookmarkEnd w:id="4"/>
+      <w:r>
+        <w:rPr/>
+        <w:t>When Codex Hits a Usage Limit</w:t>
+      </w:r>
+    </w:p>
+    <w:p>
+      <w:pPr>
+        <w:pStyle w:val="BodyText"/>
+        <w:bidi w:val="0"/>
+        <w:jc w:val="left"/>
+        <w:rPr/>
+      </w:pPr>
+      <w:r>
+        <w:rPr/>
+        <w:t xml:space="preserve">Having </w:t>
+      </w:r>
+      <w:r>
+        <w:rPr>
+          <w:rStyle w:val="SourceText"/>
+        </w:rPr>
+        <w:t>codex</w:t>
+      </w:r>
+      <w:r>
+        <w:rPr/>
+        <w:t xml:space="preserve"> on </w:t>
+      </w:r>
+      <w:r>
+        <w:rPr>
+          <w:rStyle w:val="SourceText"/>
+        </w:rPr>
+        <w:t>PATH</w:t>
+      </w:r>
+      <w:r>
+        <w:rPr/>
+        <w:t xml:space="preserve"> does not mean it can review: a logged-out, rate-limited or out-of-credits Codex is installed and fails at the first call. So </w:t>
+      </w:r>
+      <w:r>
+        <w:rPr>
+          <w:rStyle w:val="SourceText"/>
+        </w:rPr>
+        <w:t>/crew:review</w:t>
+      </w:r>
+      <w:r>
+        <w:rPr/>
+        <w:t xml:space="preserve"> makes one minimal real call first, before it reserves a round, with the round's own model and effort:</w:t>
+      </w:r>
+    </w:p>
+    <w:p>
+      <w:pPr>
+        <w:pStyle w:val="PreformattedText"/>
+        <w:bidi w:val="0"/>
+        <w:jc w:val="left"/>
+        <w:rPr/>
+      </w:pPr>
+      <w:r>
+        <w:rPr>
+          <w:rStyle w:val="SourceText"/>
+        </w:rPr>
+        <w:t>python3 "$S/review_run.py" --root . --ticket &lt;id&gt; --scratch &lt;dir&gt; --provider codex \</w:t>
+      </w:r>
+    </w:p>
+    <w:p>
+      <w:pPr>
+        <w:pStyle w:val="PreformattedText"/>
+        <w:bidi w:val="0"/>
+        <w:jc w:val="left"/>
+        <w:rPr/>
+      </w:pPr>
+      <w:r>
+        <w:rPr>
+          <w:rStyle w:val="SourceText"/>
+        </w:rPr>
+        <w:t xml:space="preserve">  </w:t>
+      </w:r>
+      <w:r>
+        <w:rPr>
+          <w:rStyle w:val="SourceText"/>
+        </w:rPr>
+        <w:t>--model &lt;model&gt; --effort &lt;effort&gt; --probe</w:t>
+      </w:r>
+    </w:p>
+    <w:p>
+      <w:pPr>
+        <w:pStyle w:val="BodyText"/>
+        <w:bidi w:val="0"/>
+        <w:jc w:val="left"/>
+        <w:rPr/>
+      </w:pPr>
+      <w:r>
+        <w:rPr/>
+        <w:t xml:space="preserve">It prints </w:t>
+      </w:r>
+      <w:r>
+        <w:rPr>
+          <w:rStyle w:val="SourceText"/>
+        </w:rPr>
+        <w:t>PROBE=&lt;outcome&gt;</w:t>
+      </w:r>
+      <w:r>
+        <w:rPr/>
+        <w:t xml:space="preserve"> and </w:t>
+      </w:r>
+      <w:r>
+        <w:rPr>
+          <w:rStyle w:val="SourceText"/>
+        </w:rPr>
+        <w:t>PROBE_DETAIL=&lt;the answer or the quoted error&gt;</w:t>
+      </w:r>
+      <w:r>
+        <w:rPr/>
+        <w:t xml:space="preserve"> and exits </w:t>
+      </w:r>
+      <w:r>
+        <w:rPr>
+          <w:rStyle w:val="SourceText"/>
+        </w:rPr>
+        <w:t>0</w:t>
+      </w:r>
+      <w:r>
+        <w:rPr/>
+        <w:t xml:space="preserve"> (ok), </w:t>
+      </w:r>
+      <w:r>
+        <w:rPr>
+          <w:rStyle w:val="SourceText"/>
+        </w:rPr>
+        <w:t>5</w:t>
+      </w:r>
+      <w:r>
+        <w:rPr/>
+        <w:t xml:space="preserve"> (limited), </w:t>
+      </w:r>
+      <w:r>
+        <w:rPr>
+          <w:rStyle w:val="SourceText"/>
+        </w:rPr>
+        <w:t>6</w:t>
+      </w:r>
+      <w:r>
+        <w:rPr/>
+        <w:t xml:space="preserve"> (failed) or </w:t>
+      </w:r>
+      <w:r>
+        <w:rPr>
+          <w:rStyle w:val="SourceText"/>
+        </w:rPr>
+        <w:t>7</w:t>
+      </w:r>
+      <w:r>
+        <w:rPr/>
+        <w:t xml:space="preserve"> (unknown: no answer within 120 s). Nothing is reserved either way. </w:t>
+      </w:r>
+      <w:r>
+        <w:rPr>
+          <w:rStyle w:val="SourceText"/>
+        </w:rPr>
+        <w:t>limited</w:t>
+      </w:r>
+      <w:r>
+        <w:rPr/>
+        <w:t xml:space="preserve"> means the call failed and its error matched one of Codex's own limit messages (usage limit, out of credits, spend cap, rate limit, quota, a plan without Codex, or a retry limit on HTTP 429), listed with their </w:t>
+      </w:r>
+      <w:r>
+        <w:rPr>
+          <w:rStyle w:val="SourceText"/>
+        </w:rPr>
+        <w:t>error.rs</w:t>
+      </w:r>
+      <w:r>
+        <w:rPr/>
+        <w:t xml:space="preserve"> lines in </w:t>
+      </w:r>
+      <w:r>
+        <w:rPr>
+          <w:rStyle w:val="SourceText"/>
+        </w:rPr>
+        <w:t>hooks/scripts/review_limit.py</w:t>
+      </w:r>
+      <w:r>
+        <w:rPr/>
+        <w:t xml:space="preserve">. On </w:t>
+      </w:r>
+      <w:r>
+        <w:rPr>
+          <w:rStyle w:val="SourceText"/>
+        </w:rPr>
+        <w:t>limited</w:t>
+      </w:r>
+      <w:r>
+        <w:rPr/>
+        <w:t xml:space="preserve"> the round runs on the Claude reviewer - even when </w:t>
+      </w:r>
+      <w:r>
+        <w:rPr>
+          <w:rStyle w:val="SourceText"/>
+        </w:rPr>
+        <w:t>qa.provider</w:t>
+      </w:r>
+      <w:r>
+        <w:rPr/>
+        <w:t xml:space="preserve"> pins </w:t>
+      </w:r>
+      <w:r>
+        <w:rPr>
+          <w:rStyle w:val="SourceText"/>
+        </w:rPr>
+        <w:t>codex</w:t>
+      </w:r>
+      <w:r>
+        <w:rPr/>
+        <w:t xml:space="preserve"> - announced as </w:t>
+      </w:r>
+      <w:r>
+        <w:rPr>
+          <w:rStyle w:val="SourceText"/>
+        </w:rPr>
+        <w:t>same-family (codex limit)</w:t>
+      </w:r>
+      <w:r>
+        <w:rPr/>
+        <w:t xml:space="preserve"> with the error quoted, because it is not an independent review.</w:t>
+      </w:r>
+    </w:p>
+    <w:p>
+      <w:pPr>
+        <w:pStyle w:val="BodyText"/>
+        <w:bidi w:val="0"/>
+        <w:jc w:val="left"/>
+        <w:rPr/>
+      </w:pPr>
+      <w:r>
+        <w:rPr/>
+        <w:t xml:space="preserve">A limit hit in the middle of a round leaves that round INCOMPLETE and prints </w:t>
+      </w:r>
+      <w:r>
+        <w:rPr>
+          <w:rStyle w:val="SourceText"/>
+        </w:rPr>
+        <w:t>review: codex usage limit in round N: ...</w:t>
+      </w:r>
+      <w:r>
+        <w:rPr/>
+        <w:t xml:space="preserve">. It is recorded in </w:t>
+      </w:r>
+      <w:r>
+        <w:rPr>
+          <w:rStyle w:val="SourceText"/>
+        </w:rPr>
+        <w:t>&lt;git-common-dir&gt;/crew/review/&lt;ticket&gt;.limit.json</w:t>
+      </w:r>
+      <w:r>
+        <w:rPr/>
+        <w:t xml:space="preserve">, so the next </w:t>
+      </w:r>
+      <w:r>
+        <w:rPr>
+          <w:rStyle w:val="SourceText"/>
+        </w:rPr>
+        <w:t>/crew:review</w:t>
+      </w:r>
+      <w:r>
+        <w:rPr/>
+        <w:t xml:space="preserve"> answers </w:t>
+      </w:r>
+      <w:r>
+        <w:rPr>
+          <w:rStyle w:val="SourceText"/>
+        </w:rPr>
+        <w:t>limited</w:t>
+      </w:r>
+      <w:r>
+        <w:rPr/>
+        <w:t xml:space="preserve"> from the record without calling Codex again. Once that next round is reserved the record stops applying, and the round after it probes Codex live.</w:t>
+      </w:r>
+    </w:p>
+    <w:p>
+      <w:pPr>
+        <w:pStyle w:val="Heading2"/>
+        <w:bidi w:val="0"/>
+        <w:ind w:hanging="0" w:left="0" w:right="0"/>
+        <w:jc w:val="left"/>
+        <w:rPr/>
+      </w:pPr>
+      <w:bookmarkStart w:id="5" w:name="what-is-proven-and-what-is-only-configur"/>
+      <w:bookmarkEnd w:id="5"/>
       <w:r>
         <w:rPr/>
         <w:t>What Is Proven, and What Is Only Configured</w:t>
@@ -1454,8 +1739,8 @@
         <w:jc w:val="left"/>
         <w:rPr/>
       </w:pPr>
-      <w:bookmarkStart w:id="5" w:name="when-codex-is-barred"/>
-      <w:bookmarkEnd w:id="5"/>
+      <w:bookmarkStart w:id="6" w:name="when-codex-is-barred"/>
+      <w:bookmarkEnd w:id="6"/>
       <w:r>
         <w:rPr/>
         <w:t>When Codex Is Barred</w:t>

--- a/docs/guides/crew/crew-1.0-working-with-codex.docx
+++ b/docs/guides/crew/crew-1.0-working-with-codex.docx
@@ -1256,7 +1256,7 @@
         <w:rPr>
           <w:rStyle w:val="SourceText"/>
         </w:rPr>
-        <w:t>&lt;git-common-dir&gt;/crew/review/&lt;ticket&gt;.limit.json</w:t>
+        <w:t>&lt;git-common-dir&gt;/crew/review-limit/&lt;ticket&gt;.json</w:t>
       </w:r>
       <w:r>
         <w:rPr/>
@@ -1280,7 +1280,17 @@
       </w:r>
       <w:r>
         <w:rPr/>
-        <w:t xml:space="preserve"> from the record without calling Codex again. Once that next round is reserved the record stops applying, and the round after it probes Codex live.</w:t>
+        <w:t xml:space="preserve"> from the record without calling Codex again. Once that next round is reserved the record stops applying, and the round after it probes Codex live. The record is written after the round's verdict: when it cannot be written the round still ends INCOMPLETE (exit 3), the line says </w:t>
+      </w:r>
+      <w:r>
+        <w:rPr>
+          <w:rStyle w:val="SourceText"/>
+        </w:rPr>
+        <w:t>could not record it (...)</w:t>
+      </w:r>
+      <w:r>
+        <w:rPr/>
+        <w:t>, and the next probe calls Codex live instead.</w:t>
       </w:r>
     </w:p>
     <w:p>

--- a/docs/guides/crew/crew-1.0-working-with-codex.docx
+++ b/docs/guides/crew/crew-1.0-working-with-codex.docx
@@ -1027,7 +1027,17 @@
       </w:r>
       <w:r>
         <w:rPr/>
-        <w:t xml:space="preserve"> overlay). The author's own self-check answers are withheld, so Codex judges each standard's applicability itself, and the prompt says the list does not bound the review: a defect outside it is reported the same way. </w:t>
+        <w:t xml:space="preserve"> overlay). The author's own self-check answers are withheld from the prompt, so Codex judges each standard's applicability itself, and the prompt says the list does not bound the review: a defect outside it is reported the same way. Withheld from the prompt is not hidden: the answers stay in </w:t>
+      </w:r>
+      <w:r>
+        <w:rPr>
+          <w:rStyle w:val="SourceText"/>
+        </w:rPr>
+        <w:t>.work/tickets/&lt;id&gt;/selfcheck.md</w:t>
+      </w:r>
+      <w:r>
+        <w:rPr/>
+        <w:t xml:space="preserve">, which Codex, with read access to the checkout, could open; the prompt never names that file. For a ticket with an approval receipt (or one whose receipt cannot be proven absent), </w:t>
       </w:r>
       <w:r>
         <w:rPr>
@@ -1037,7 +1047,17 @@
       </w:r>
       <w:r>
         <w:rPr/>
-        <w:t xml:space="preserve"> will not launch Codex, or reserve a round, until the author's self-check is complete and stamped for the exact bundle Codex is about to read.</w:t>
+        <w:t xml:space="preserve"> will not launch Codex, or reserve a round, until the author's self-check is complete and stamped for the exact bundle Codex is about to read. A ticket with no approval receipt is told the gate does not apply, and during a declared incident (</w:t>
+      </w:r>
+      <w:r>
+        <w:rPr>
+          <w:rStyle w:val="SourceText"/>
+        </w:rPr>
+        <w:t>/crew:emergency</w:t>
+      </w:r>
+      <w:r>
+        <w:rPr/>
+        <w:t>) the gate stands down and logs the skip.</w:t>
       </w:r>
     </w:p>
     <w:p>

--- a/docs/guides/crew/crew-1.0-working-with-codex.docx
+++ b/docs/guides/crew/crew-1.0-working-with-codex.docx
@@ -996,6 +996,68 @@
       <w:r>
         <w:rPr/>
         <w:t>A review that exits non-zero or prints nothing is INCOMPLETE, never CLEAN.</w:t>
+      </w:r>
+    </w:p>
+    <w:p>
+      <w:pPr>
+        <w:pStyle w:val="BodyText"/>
+        <w:bidi w:val="0"/>
+        <w:jc w:val="left"/>
+        <w:rPr/>
+      </w:pPr>
+      <w:r>
+        <w:rPr/>
+        <w:t xml:space="preserve">The review prompt Codex reads ends with a </w:t>
+      </w:r>
+      <w:r>
+        <w:rPr>
+          <w:rStyle w:val="Strong"/>
+        </w:rPr>
+        <w:t>development standards checklist</w:t>
+      </w:r>
+      <w:r>
+        <w:rPr/>
+        <w:t xml:space="preserve">: the rules and self-check questions of every standard that applies to the change (crew's generic set, any matching per-language set, and the repository's </w:t>
+      </w:r>
+      <w:r>
+        <w:rPr>
+          <w:rStyle w:val="SourceText"/>
+        </w:rPr>
+        <w:t>.crew/standards.md</w:t>
+      </w:r>
+      <w:r>
+        <w:rPr/>
+        <w:t xml:space="preserve"> overlay). The author's own self-check answers are withheld from the prompt, so Codex judges each standard's applicability itself, and the prompt says the list does not bound the review: a defect outside it is reported the same way. Withheld from the prompt is not hidden: the answers stay in </w:t>
+      </w:r>
+      <w:r>
+        <w:rPr>
+          <w:rStyle w:val="SourceText"/>
+        </w:rPr>
+        <w:t>.work/tickets/&lt;id&gt;/selfcheck.md</w:t>
+      </w:r>
+      <w:r>
+        <w:rPr/>
+        <w:t xml:space="preserve">, which Codex, with read access to the checkout, could open; the prompt never names that file. For a ticket with an approval receipt (or one whose receipt cannot be proven absent), </w:t>
+      </w:r>
+      <w:r>
+        <w:rPr>
+          <w:rStyle w:val="SourceText"/>
+        </w:rPr>
+        <w:t>review_run.py</w:t>
+      </w:r>
+      <w:r>
+        <w:rPr/>
+        <w:t xml:space="preserve"> will not launch Codex, or reserve a round, until the author's self-check is complete and stamped for the exact bundle Codex is about to read. A ticket with no approval receipt is told the gate does not apply, and during a declared incident (</w:t>
+      </w:r>
+      <w:r>
+        <w:rPr>
+          <w:rStyle w:val="SourceText"/>
+        </w:rPr>
+        <w:t>/crew:emergency</w:t>
+      </w:r>
+      <w:r>
+        <w:rPr/>
+        <w:t>) the gate stands down and logs the skip. The self-check is asked for last: a CLEAN receipt that already covers the bundle answers CLEAN without it, and a tree the verify gate has not passed is refused (exit 5) before it.</w:t>
       </w:r>
     </w:p>
     <w:p>

--- a/docs/guides/crew/crew-1.0-working-with-codex.docx
+++ b/docs/guides/crew/crew-1.0-working-with-codex.docx
@@ -1058,6 +1058,88 @@
       <w:r>
         <w:rPr/>
         <w:t>) the gate stands down and logs the skip. The self-check is asked for last: a CLEAN receipt that already covers the bundle answers CLEAN without it, and a tree the verify gate has not passed is refused (exit 5) before it.</w:t>
+      </w:r>
+    </w:p>
+    <w:p>
+      <w:pPr>
+        <w:pStyle w:val="BodyText"/>
+        <w:bidi w:val="0"/>
+        <w:jc w:val="left"/>
+        <w:rPr/>
+      </w:pPr>
+      <w:r>
+        <w:rPr/>
+        <w:t xml:space="preserve">When parallel lanes share one clone and its </w:t>
+      </w:r>
+      <w:r>
+        <w:rPr>
+          <w:rStyle w:val="Strong"/>
+        </w:rPr>
+        <w:t>merge train</w:t>
+      </w:r>
+      <w:r>
+        <w:rPr/>
+        <w:t xml:space="preserve"> is armed (</w:t>
+      </w:r>
+      <w:r>
+        <w:rPr>
+          <w:rStyle w:val="SourceText"/>
+        </w:rPr>
+        <w:t>crew_train.py arm</w:t>
+      </w:r>
+      <w:r>
+        <w:rPr/>
+        <w:t xml:space="preserve">, L-0520), </w:t>
+      </w:r>
+      <w:r>
+        <w:rPr>
+          <w:rStyle w:val="SourceText"/>
+        </w:rPr>
+        <w:t>review_run.py</w:t>
+      </w:r>
+      <w:r>
+        <w:rPr/>
+        <w:t xml:space="preserve"> also takes the train before it launches Codex or reserves a round: after the CLEAN-receipt short-circuit and the verify gate, before the self-check. A round for a ticket whose Touch overlaps a ticket already holding the train (or queued ahead of it on the same base), or whose base moved in its Touch paths and was not merged in, exits </w:t>
+      </w:r>
+      <w:r>
+        <w:rPr>
+          <w:rStyle w:val="Strong"/>
+        </w:rPr>
+        <w:t>6</w:t>
+      </w:r>
+      <w:r>
+        <w:rPr/>
+        <w:t xml:space="preserve"> with no round spent and names the blocker and the colliding paths; </w:t>
+      </w:r>
+      <w:r>
+        <w:rPr>
+          <w:rStyle w:val="SourceText"/>
+        </w:rPr>
+        <w:t>crew_train.py status</w:t>
+      </w:r>
+      <w:r>
+        <w:rPr/>
+        <w:t xml:space="preserve"> shows the queue. Codex never sees a tree the train would not land. A clone that was never armed reviews exactly as before. When a catch-up merge (</w:t>
+      </w:r>
+      <w:r>
+        <w:rPr>
+          <w:rStyle w:val="SourceText"/>
+        </w:rPr>
+        <w:t>crew_train.py catch-up</w:t>
+      </w:r>
+      <w:r>
+        <w:rPr/>
+        <w:t xml:space="preserve">) replayed a recorded conflict resolution through git rerere, the prompt Codex reads lists each replayed file under </w:t>
+      </w:r>
+      <w:r>
+        <w:rPr>
+          <w:rStyle w:val="SourceText"/>
+        </w:rPr>
+        <w:t>== Catch-up merges (rerere) ==</w:t>
+      </w:r>
+      <w:r>
+        <w:rPr/>
+        <w:t xml:space="preserve"> as a change to review.</w:t>
       </w:r>
     </w:p>
     <w:p>

--- a/docs/guides/crew/crew-1.0-working-with-codex.docx
+++ b/docs/guides/crew/crew-1.0-working-with-codex.docx
@@ -1088,88 +1088,6 @@
       <w:r>
         <w:rPr/>
         <w:t>) the gate stands down and logs the skip. The self-check is asked for last: a CLEAN receipt that already covers the bundle answers CLEAN without it, and a tree the verify gate has not passed is refused (exit 5) before it.</w:t>
-      </w:r>
-    </w:p>
-    <w:p>
-      <w:pPr>
-        <w:pStyle w:val="BodyText"/>
-        <w:bidi w:val="0"/>
-        <w:jc w:val="left"/>
-        <w:rPr/>
-      </w:pPr>
-      <w:r>
-        <w:rPr/>
-        <w:t xml:space="preserve">When parallel lanes share one clone and its </w:t>
-      </w:r>
-      <w:r>
-        <w:rPr>
-          <w:rStyle w:val="Strong"/>
-        </w:rPr>
-        <w:t>merge train</w:t>
-      </w:r>
-      <w:r>
-        <w:rPr/>
-        <w:t xml:space="preserve"> is armed (</w:t>
-      </w:r>
-      <w:r>
-        <w:rPr>
-          <w:rStyle w:val="SourceText"/>
-        </w:rPr>
-        <w:t>crew_train.py arm</w:t>
-      </w:r>
-      <w:r>
-        <w:rPr/>
-        <w:t xml:space="preserve">, L-0520), </w:t>
-      </w:r>
-      <w:r>
-        <w:rPr>
-          <w:rStyle w:val="SourceText"/>
-        </w:rPr>
-        <w:t>review_run.py</w:t>
-      </w:r>
-      <w:r>
-        <w:rPr/>
-        <w:t xml:space="preserve"> also takes the train before it launches Codex or reserves a round: after the CLEAN-receipt short-circuit and the verify gate, before the self-check. A round for a ticket whose Touch overlaps a ticket already holding the train (or queued ahead of it on the same base), or whose base moved in its Touch paths and was not merged in, exits </w:t>
-      </w:r>
-      <w:r>
-        <w:rPr>
-          <w:rStyle w:val="Strong"/>
-        </w:rPr>
-        <w:t>6</w:t>
-      </w:r>
-      <w:r>
-        <w:rPr/>
-        <w:t xml:space="preserve"> with no round spent and names the blocker and the colliding paths; </w:t>
-      </w:r>
-      <w:r>
-        <w:rPr>
-          <w:rStyle w:val="SourceText"/>
-        </w:rPr>
-        <w:t>crew_train.py status</w:t>
-      </w:r>
-      <w:r>
-        <w:rPr/>
-        <w:t xml:space="preserve"> shows the queue. Codex never sees a tree the train would not land. A clone that was never armed reviews exactly as before. When a catch-up merge (</w:t>
-      </w:r>
-      <w:r>
-        <w:rPr>
-          <w:rStyle w:val="SourceText"/>
-        </w:rPr>
-        <w:t>crew_train.py catch-up</w:t>
-      </w:r>
-      <w:r>
-        <w:rPr/>
-        <w:t xml:space="preserve">) replayed a recorded conflict resolution through git rerere, the prompt Codex reads lists each replayed file under </w:t>
-      </w:r>
-      <w:r>
-        <w:rPr>
-          <w:rStyle w:val="SourceText"/>
-        </w:rPr>
-        <w:t>== Catch-up merges (rerere) ==</w:t>
-      </w:r>
-      <w:r>
-        <w:rPr/>
-        <w:t xml:space="preserve"> as a change to review.</w:t>
       </w:r>
     </w:p>
     <w:p>

--- a/docs/guides/crew/crew-1.0-working-with-codex.docx
+++ b/docs/guides/crew/crew-1.0-working-with-codex.docx
@@ -1088,6 +1088,98 @@
       <w:r>
         <w:rPr/>
         <w:t>) the gate stands down and logs the skip. The self-check is asked for last: a CLEAN receipt that already covers the bundle answers CLEAN without it, and a tree the verify gate has not passed is refused (exit 5) before it.</w:t>
+      </w:r>
+    </w:p>
+    <w:p>
+      <w:pPr>
+        <w:pStyle w:val="BodyText"/>
+        <w:bidi w:val="0"/>
+        <w:jc w:val="left"/>
+        <w:rPr/>
+      </w:pPr>
+      <w:r>
+        <w:rPr/>
+        <w:t xml:space="preserve">Between the verify gate and the self-check, </w:t>
+      </w:r>
+      <w:r>
+        <w:rPr>
+          <w:rStyle w:val="SourceText"/>
+        </w:rPr>
+        <w:t>review_run.py</w:t>
+      </w:r>
+      <w:r>
+        <w:rPr/>
+        <w:t xml:space="preserve"> lints the bundle's changed files with the linters </w:t>
+      </w:r>
+      <w:r>
+        <w:rPr>
+          <w:rStyle w:val="SourceText"/>
+        </w:rPr>
+        <w:t>.crew/verify.json</w:t>
+      </w:r>
+      <w:r>
+        <w:rPr/>
+        <w:t xml:space="preserve"> lists under </w:t>
+      </w:r>
+      <w:r>
+        <w:rPr>
+          <w:rStyle w:val="SourceText"/>
+        </w:rPr>
+        <w:t>preReview</w:t>
+      </w:r>
+      <w:r>
+        <w:rPr/>
+        <w:t xml:space="preserve"> (L-0574). Each file is linted at its base and at the bundle, and a finding the bundle adds refuses the round (exit 5, nothing spent) before Codex is launched. </w:t>
+      </w:r>
+      <w:r>
+        <w:rPr>
+          <w:rStyle w:val="SourceText"/>
+        </w:rPr>
+        <w:t>--allow-unverified</w:t>
+      </w:r>
+      <w:r>
+        <w:rPr/>
+        <w:t xml:space="preserve"> does not override a new finding. A linter that could not run, or could not parse a changed file, reads </w:t>
+      </w:r>
+      <w:r>
+        <w:rPr>
+          <w:rStyle w:val="SourceText"/>
+        </w:rPr>
+        <w:t>COULD NOT CHECK</w:t>
+      </w:r>
+      <w:r>
+        <w:rPr/>
+        <w:t xml:space="preserve">, never a pass. It refuses too, unless </w:t>
+      </w:r>
+      <w:r>
+        <w:rPr>
+          <w:rStyle w:val="SourceText"/>
+        </w:rPr>
+        <w:t>--allow-unverified</w:t>
+      </w:r>
+      <w:r>
+        <w:rPr/>
+        <w:t xml:space="preserve"> is given, and </w:t>
+      </w:r>
+      <w:r>
+        <w:rPr>
+          <w:rStyle w:val="SourceText"/>
+        </w:rPr>
+        <w:t>review.json</w:t>
+      </w:r>
+      <w:r>
+        <w:rPr/>
+        <w:t xml:space="preserve"> records that override as </w:t>
+      </w:r>
+      <w:r>
+        <w:rPr>
+          <w:rStyle w:val="SourceText"/>
+        </w:rPr>
+        <w:t>prereview.overridden</w:t>
+      </w:r>
+      <w:r>
+        <w:rPr/>
+        <w:t>.</w:t>
       </w:r>
     </w:p>
     <w:p>

--- a/docs/guides/crew/crew-1.0-working-with-codex.docx
+++ b/docs/guides/crew/crew-1.0-working-with-codex.docx
@@ -1088,6 +1088,48 @@
       <w:r>
         <w:rPr/>
         <w:t>) the gate stands down and logs the skip. The self-check is asked for last: a CLEAN receipt that already covers the bundle answers CLEAN without it, and a tree the verify gate has not passed is refused (exit 5) before it.</w:t>
+      </w:r>
+    </w:p>
+    <w:p>
+      <w:pPr>
+        <w:pStyle w:val="BodyText"/>
+        <w:bidi w:val="0"/>
+        <w:jc w:val="left"/>
+        <w:rPr/>
+      </w:pPr>
+      <w:r>
+        <w:rPr/>
+        <w:t xml:space="preserve">After the standards checklist comes the </w:t>
+      </w:r>
+      <w:r>
+        <w:rPr>
+          <w:rStyle w:val="Strong"/>
+        </w:rPr>
+        <w:t>recurring-findings checklist</w:t>
+      </w:r>
+      <w:r>
+        <w:rPr/>
+        <w:t xml:space="preserve">: the defect classes earlier reviews kept finding (processes and races, claims not true at the commit, tests that cannot fail, fail-open handling, PowerShell/Bash drift, guard bypass, version and registration), only those whose path globs meet the files the diff changes, a few probes each. It is the same list </w:t>
+      </w:r>
+      <w:r>
+        <w:rPr>
+          <w:rStyle w:val="SourceText"/>
+        </w:rPr>
+        <w:t>/crew:implement</w:t>
+      </w:r>
+      <w:r>
+        <w:rPr/>
+        <w:t xml:space="preserve"> showed the developer before the first plan step. It does not bound the review, and an item the diff does not touch is not a finding. When the bundle's manifest cannot say which files changed, every class is listed under an </w:t>
+      </w:r>
+      <w:r>
+        <w:rPr>
+          <w:rStyle w:val="SourceText"/>
+        </w:rPr>
+        <w:t>UNKNOWN:</w:t>
+      </w:r>
+      <w:r>
+        <w:rPr/>
+        <w:t xml:space="preserve"> line rather than none.</w:t>
       </w:r>
     </w:p>
     <w:p>

--- a/docs/guides/crew/crew-1.0-working-with-codex.docx
+++ b/docs/guides/crew/crew-1.0-working-with-codex.docx
@@ -1,6 +1,6 @@
 
 <file path=word/document.xml><?xml version="1.0" encoding="utf-8"?>
-<w:document xmlns:o="urn:schemas-microsoft-com:office:office" xmlns:r="http://schemas.openxmlformats.org/officeDocument/2006/relationships" xmlns:v="urn:schemas-microsoft-com:vml" xmlns:w="http://schemas.openxmlformats.org/wordprocessingml/2006/main" xmlns:w10="urn:schemas-microsoft-com:office:word" xmlns:wp="http://schemas.openxmlformats.org/drawingml/2006/wordprocessingDrawing" xmlns:pic="http://schemas.openxmlformats.org/drawingml/2006/picture" xmlns:wps="http://schemas.microsoft.com/office/word/2010/wordprocessingShape" xmlns:wpg="http://schemas.microsoft.com/office/word/2010/wordprocessingGroup" xmlns:mc="http://schemas.openxmlformats.org/markup-compatibility/2006" xmlns:wp14="http://schemas.microsoft.com/office/word/2010/wordprocessingDrawing" xmlns:w14="http://schemas.microsoft.com/office/word/2010/wordml" xmlns:w15="http://schemas.microsoft.com/office/word/2012/wordml" mc:Ignorable="w14 wp14 w15">
+<w:document xmlns:o="urn:schemas-microsoft-com:office:office" xmlns:r="http://schemas.openxmlformats.org/officeDocument/2006/relationships" xmlns:v="urn:schemas-microsoft-com:vml" xmlns:w="http://schemas.openxmlformats.org/wordprocessingml/2006/main" xmlns:w10="urn:schemas-microsoft-com:office:word" xmlns:wp="http://schemas.openxmlformats.org/drawingml/2006/wordprocessingDrawing" xmlns:wps="http://schemas.microsoft.com/office/word/2010/wordprocessingShape" xmlns:wpg="http://schemas.microsoft.com/office/word/2010/wordprocessingGroup" xmlns:mc="http://schemas.openxmlformats.org/markup-compatibility/2006" xmlns:wp14="http://schemas.microsoft.com/office/word/2010/wordprocessingDrawing" xmlns:w14="http://schemas.microsoft.com/office/word/2010/wordml" xmlns:w15="http://schemas.microsoft.com/office/word/2012/wordml" mc:Ignorable="w14 wp14 w15">
   <w:body>
     <w:p>
       <w:pPr>
@@ -47,9 +47,9 @@
     </w:p>
     <w:tbl>
       <w:tblPr>
-        <w:tblW w:w="11339" w:type="dxa"/>
-        <w:jc w:val="left"/>
-        <w:tblInd w:w="28" w:type="dxa"/>
+        <w:tblW w:w="4698" w:type="dxa"/>
+        <w:jc w:val="left"/>
+        <w:tblInd w:w="0" w:type="dxa"/>
         <w:tblLayout w:type="fixed"/>
         <w:tblCellMar>
           <w:top w:w="28" w:type="dxa"/>
@@ -59,9 +59,9 @@
         </w:tblCellMar>
       </w:tblPr>
       <w:tblGrid>
-        <w:gridCol w:w="3902"/>
-        <w:gridCol w:w="2862"/>
-        <w:gridCol w:w="4575"/>
+        <w:gridCol w:w="1621"/>
+        <w:gridCol w:w="1411"/>
+        <w:gridCol w:w="1666"/>
       </w:tblGrid>
       <w:tr>
         <w:trPr>
@@ -69,7 +69,7 @@
         </w:trPr>
         <w:tc>
           <w:tcPr>
-            <w:tcW w:w="3902" w:type="dxa"/>
+            <w:tcW w:w="1621" w:type="dxa"/>
             <w:tcBorders/>
             <w:vAlign w:val="center"/>
           </w:tcPr>
@@ -91,7 +91,7 @@
         </w:tc>
         <w:tc>
           <w:tcPr>
-            <w:tcW w:w="2862" w:type="dxa"/>
+            <w:tcW w:w="1411" w:type="dxa"/>
             <w:tcBorders/>
             <w:vAlign w:val="center"/>
           </w:tcPr>
@@ -113,7 +113,7 @@
         </w:tc>
         <w:tc>
           <w:tcPr>
-            <w:tcW w:w="4575" w:type="dxa"/>
+            <w:tcW w:w="1666" w:type="dxa"/>
             <w:tcBorders/>
             <w:vAlign w:val="center"/>
           </w:tcPr>
@@ -138,7 +138,7 @@
         <w:trPr/>
         <w:tc>
           <w:tcPr>
-            <w:tcW w:w="3902" w:type="dxa"/>
+            <w:tcW w:w="1621" w:type="dxa"/>
             <w:tcBorders/>
             <w:vAlign w:val="center"/>
           </w:tcPr>
@@ -165,7 +165,7 @@
         </w:tc>
         <w:tc>
           <w:tcPr>
-            <w:tcW w:w="2862" w:type="dxa"/>
+            <w:tcW w:w="1411" w:type="dxa"/>
             <w:tcBorders/>
             <w:vAlign w:val="center"/>
           </w:tcPr>
@@ -202,7 +202,7 @@
         </w:tc>
         <w:tc>
           <w:tcPr>
-            <w:tcW w:w="4575" w:type="dxa"/>
+            <w:tcW w:w="1666" w:type="dxa"/>
             <w:tcBorders/>
             <w:vAlign w:val="center"/>
           </w:tcPr>
@@ -226,7 +226,7 @@
         <w:trPr/>
         <w:tc>
           <w:tcPr>
-            <w:tcW w:w="3902" w:type="dxa"/>
+            <w:tcW w:w="1621" w:type="dxa"/>
             <w:tcBorders/>
             <w:vAlign w:val="center"/>
           </w:tcPr>
@@ -263,7 +263,7 @@
         </w:tc>
         <w:tc>
           <w:tcPr>
-            <w:tcW w:w="2862" w:type="dxa"/>
+            <w:tcW w:w="1411" w:type="dxa"/>
             <w:tcBorders/>
             <w:vAlign w:val="center"/>
           </w:tcPr>
@@ -284,7 +284,7 @@
         </w:tc>
         <w:tc>
           <w:tcPr>
-            <w:tcW w:w="4575" w:type="dxa"/>
+            <w:tcW w:w="1666" w:type="dxa"/>
             <w:tcBorders/>
             <w:vAlign w:val="center"/>
           </w:tcPr>
@@ -314,7 +314,7 @@
         <w:trPr/>
         <w:tc>
           <w:tcPr>
-            <w:tcW w:w="3902" w:type="dxa"/>
+            <w:tcW w:w="1621" w:type="dxa"/>
             <w:tcBorders/>
             <w:vAlign w:val="center"/>
           </w:tcPr>
@@ -335,7 +335,7 @@
         </w:tc>
         <w:tc>
           <w:tcPr>
-            <w:tcW w:w="2862" w:type="dxa"/>
+            <w:tcW w:w="1411" w:type="dxa"/>
             <w:tcBorders/>
             <w:vAlign w:val="center"/>
           </w:tcPr>
@@ -362,7 +362,7 @@
         </w:tc>
         <w:tc>
           <w:tcPr>
-            <w:tcW w:w="4575" w:type="dxa"/>
+            <w:tcW w:w="1666" w:type="dxa"/>
             <w:tcBorders/>
             <w:vAlign w:val="center"/>
           </w:tcPr>
@@ -392,7 +392,7 @@
         <w:trPr/>
         <w:tc>
           <w:tcPr>
-            <w:tcW w:w="3902" w:type="dxa"/>
+            <w:tcW w:w="1621" w:type="dxa"/>
             <w:tcBorders/>
             <w:vAlign w:val="center"/>
           </w:tcPr>
@@ -415,7 +415,7 @@
         </w:tc>
         <w:tc>
           <w:tcPr>
-            <w:tcW w:w="2862" w:type="dxa"/>
+            <w:tcW w:w="1411" w:type="dxa"/>
             <w:tcBorders/>
             <w:vAlign w:val="center"/>
           </w:tcPr>
@@ -436,7 +436,7 @@
         </w:tc>
         <w:tc>
           <w:tcPr>
-            <w:tcW w:w="4575" w:type="dxa"/>
+            <w:tcW w:w="1666" w:type="dxa"/>
             <w:tcBorders/>
             <w:vAlign w:val="center"/>
           </w:tcPr>
@@ -852,6 +852,124 @@
           <w:rStyle w:val="SourceText"/>
         </w:rPr>
         <w:t>codex exec --sandbox workspace-write "&lt;task&gt;"              # only if you choose Codex to implement</w:t>
+      </w:r>
+    </w:p>
+    <w:p>
+      <w:pPr>
+        <w:pStyle w:val="BodyText"/>
+        <w:bidi w:val="0"/>
+        <w:jc w:val="left"/>
+        <w:rPr/>
+      </w:pPr>
+      <w:r>
+        <w:rPr/>
+        <w:t>To check that Codex answers before you rely on it, run the probe from anywhere:</w:t>
+      </w:r>
+    </w:p>
+    <w:p>
+      <w:pPr>
+        <w:pStyle w:val="PreformattedText"/>
+        <w:bidi w:val="0"/>
+        <w:jc w:val="left"/>
+        <w:rPr/>
+      </w:pPr>
+      <w:r>
+        <w:rPr>
+          <w:rStyle w:val="SourceText"/>
+        </w:rPr>
+        <w:t>python3 "${CLAUDE_PLUGIN_ROOT}/hooks/scripts/provider_probe.py" codex --root &lt;repo&gt;</w:t>
+      </w:r>
+    </w:p>
+    <w:p>
+      <w:pPr>
+        <w:pStyle w:val="BodyText"/>
+        <w:bidi w:val="0"/>
+        <w:jc w:val="left"/>
+        <w:rPr/>
+      </w:pPr>
+      <w:r>
+        <w:rPr/>
+        <w:t>It makes one real call with the reviewer's own command line (</w:t>
+      </w:r>
+      <w:r>
+        <w:rPr>
+          <w:rStyle w:val="SourceText"/>
+        </w:rPr>
+        <w:t>review_run.command_for</w:t>
+      </w:r>
+      <w:r>
+        <w:rPr/>
+        <w:t xml:space="preserve">, which adds </w:t>
+      </w:r>
+      <w:r>
+        <w:rPr>
+          <w:rStyle w:val="SourceText"/>
+        </w:rPr>
+        <w:t>--skip-git-repo-check</w:t>
+      </w:r>
+      <w:r>
+        <w:rPr/>
+        <w:t xml:space="preserve"> and </w:t>
+      </w:r>
+      <w:r>
+        <w:rPr>
+          <w:rStyle w:val="SourceText"/>
+        </w:rPr>
+        <w:t>-C &lt;repo&gt;</w:t>
+      </w:r>
+      <w:r>
+        <w:rPr/>
+        <w:t xml:space="preserve">) and runs it with the repo root as its working directory, so it does not hit "Not inside a trusted directory" the way a </w:t>
+      </w:r>
+      <w:r>
+        <w:rPr>
+          <w:rStyle w:val="SourceText"/>
+        </w:rPr>
+        <w:t>codex exec</w:t>
+      </w:r>
+      <w:r>
+        <w:rPr/>
+        <w:t xml:space="preserve"> typed in a </w:t>
+      </w:r>
+      <w:r>
+        <w:rPr>
+          <w:rStyle w:val="SourceText"/>
+        </w:rPr>
+        <w:t>/tmp</w:t>
+      </w:r>
+      <w:r>
+        <w:rPr/>
+        <w:t xml:space="preserve"> export does. </w:t>
+      </w:r>
+      <w:r>
+        <w:rPr>
+          <w:rStyle w:val="SourceText"/>
+        </w:rPr>
+        <w:t>codex: ok</w:t>
+      </w:r>
+      <w:r>
+        <w:rPr/>
+        <w:t xml:space="preserve"> is exit 0; </w:t>
+      </w:r>
+      <w:r>
+        <w:rPr>
+          <w:rStyle w:val="SourceText"/>
+        </w:rPr>
+        <w:t>codex: FAILED - &lt;reason&gt;</w:t>
+      </w:r>
+      <w:r>
+        <w:rPr/>
+        <w:t xml:space="preserve"> (a failed call, an incomplete event stream, or a 120 s timeout) is exit 1; </w:t>
+      </w:r>
+      <w:r>
+        <w:rPr>
+          <w:rStyle w:val="SourceText"/>
+        </w:rPr>
+        <w:t>codex: not installed</w:t>
+      </w:r>
+      <w:r>
+        <w:rPr/>
+        <w:t xml:space="preserve"> is exit 2.</w:t>
       </w:r>
     </w:p>
     <w:p>
@@ -2299,7 +2417,7 @@
       <w:start w:val="1"/>
       <w:numFmt w:val="none"/>
       <w:suff w:val="nothing"/>
-      <w:lvlText w:val=""/>
+      <w:lvlText w:val="%1"/>
       <w:lvlJc w:val="left"/>
       <w:pPr>
         <w:tabs>
@@ -2310,10 +2428,10 @@
     </w:lvl>
     <w:lvl w:ilvl="1">
       <w:start w:val="1"/>
+      <w:pStyle w:val="Heading2"/>
       <w:numFmt w:val="none"/>
-      <w:pStyle w:val="Heading2"/>
       <w:suff w:val="nothing"/>
-      <w:lvlText w:val=""/>
+      <w:lvlText w:val="%2"/>
       <w:lvlJc w:val="left"/>
       <w:pPr>
         <w:tabs>
@@ -2324,10 +2442,10 @@
     </w:lvl>
     <w:lvl w:ilvl="2">
       <w:start w:val="1"/>
+      <w:pStyle w:val="Heading3"/>
       <w:numFmt w:val="none"/>
-      <w:pStyle w:val="Heading3"/>
       <w:suff w:val="nothing"/>
-      <w:lvlText w:val=""/>
+      <w:lvlText w:val="%3"/>
       <w:lvlJc w:val="left"/>
       <w:pPr>
         <w:tabs>
@@ -2340,7 +2458,7 @@
       <w:start w:val="1"/>
       <w:numFmt w:val="none"/>
       <w:suff w:val="nothing"/>
-      <w:lvlText w:val=""/>
+      <w:lvlText w:val="%4"/>
       <w:lvlJc w:val="left"/>
       <w:pPr>
         <w:tabs>
@@ -2353,7 +2471,7 @@
       <w:start w:val="1"/>
       <w:numFmt w:val="none"/>
       <w:suff w:val="nothing"/>
-      <w:lvlText w:val=""/>
+      <w:lvlText w:val="%5"/>
       <w:lvlJc w:val="left"/>
       <w:pPr>
         <w:tabs>
@@ -2366,7 +2484,7 @@
       <w:start w:val="1"/>
       <w:numFmt w:val="none"/>
       <w:suff w:val="nothing"/>
-      <w:lvlText w:val=""/>
+      <w:lvlText w:val="%6"/>
       <w:lvlJc w:val="left"/>
       <w:pPr>
         <w:tabs>
@@ -2379,7 +2497,7 @@
       <w:start w:val="1"/>
       <w:numFmt w:val="none"/>
       <w:suff w:val="nothing"/>
-      <w:lvlText w:val=""/>
+      <w:lvlText w:val="%7"/>
       <w:lvlJc w:val="left"/>
       <w:pPr>
         <w:tabs>
@@ -2392,7 +2510,7 @@
       <w:start w:val="1"/>
       <w:numFmt w:val="none"/>
       <w:suff w:val="nothing"/>
-      <w:lvlText w:val=""/>
+      <w:lvlText w:val="%8"/>
       <w:lvlJc w:val="left"/>
       <w:pPr>
         <w:tabs>
@@ -2405,7 +2523,7 @@
       <w:start w:val="1"/>
       <w:numFmt w:val="none"/>
       <w:suff w:val="nothing"/>
-      <w:lvlText w:val=""/>
+      <w:lvlText w:val="%9"/>
       <w:lvlJc w:val="left"/>
       <w:pPr>
         <w:tabs>
@@ -2432,7 +2550,7 @@
   <w:docDefaults>
     <w:rPrDefault>
       <w:rPr>
-        <w:rFonts w:ascii="Liberation Serif" w:hAnsi="Liberation Serif" w:eastAsia="Noto Serif CJK SC" w:cs="Noto Sans Devanagari"/>
+        <w:rFonts w:ascii="Liberation Serif" w:hAnsi="Liberation Serif" w:eastAsia="WenQuanYi Zen Hei" w:cs="FreeSans"/>
         <w:sz w:val="24"/>
         <w:szCs w:val="24"/>
         <w:lang w:val="en-US" w:eastAsia="zh-CN" w:bidi="hi-IN"/>
@@ -2462,7 +2580,7 @@
     </w:rPr>
   </w:style>
   <w:style w:type="paragraph" w:styleId="Heading1">
-    <w:name w:val="heading 1"/>
+    <w:name w:val="Heading 1"/>
     <w:basedOn w:val="Heading"/>
     <w:next w:val="BodyText"/>
     <w:qFormat/>
@@ -2470,6 +2588,7 @@
       <w:spacing w:before="240" w:after="80"/>
     </w:pPr>
     <w:rPr>
+      <w:rFonts w:ascii="Noto Sans" w:hAnsi="Noto Sans"/>
       <w:b/>
       <w:bCs/>
       <w:color w:val="88C0D0"/>
@@ -2478,7 +2597,7 @@
     </w:rPr>
   </w:style>
   <w:style w:type="paragraph" w:styleId="Heading2">
-    <w:name w:val="heading 2"/>
+    <w:name w:val="Heading 2"/>
     <w:basedOn w:val="Heading"/>
     <w:next w:val="BodyText"/>
     <w:qFormat/>
@@ -2491,7 +2610,7 @@
       <w:outlineLvl w:val="1"/>
     </w:pPr>
     <w:rPr>
-      <w:rFonts w:ascii="Liberation Serif" w:hAnsi="Liberation Serif" w:eastAsia="Noto Serif CJK SC" w:cs="Noto Sans Devanagari"/>
+      <w:rFonts w:ascii="Liberation Serif" w:hAnsi="Liberation Serif" w:eastAsia="WenQuanYi Zen Hei" w:cs="FreeSans"/>
       <w:b/>
       <w:bCs/>
       <w:color w:val="88C0D0"/>
@@ -2500,7 +2619,7 @@
     </w:rPr>
   </w:style>
   <w:style w:type="paragraph" w:styleId="Heading3">
-    <w:name w:val="heading 3"/>
+    <w:name w:val="Heading 3"/>
     <w:basedOn w:val="Heading"/>
     <w:next w:val="BodyText"/>
     <w:qFormat/>
@@ -2510,24 +2629,12 @@
       <w:outlineLvl w:val="2"/>
     </w:pPr>
     <w:rPr>
-      <w:rFonts w:ascii="Liberation Serif" w:hAnsi="Liberation Serif" w:eastAsia="Noto Serif CJK SC" w:cs="Noto Sans Devanagari"/>
+      <w:rFonts w:ascii="Liberation Serif" w:hAnsi="Liberation Serif" w:eastAsia="WenQuanYi Zen Hei" w:cs="FreeSans"/>
       <w:b/>
       <w:bCs/>
       <w:color w:val="88C0D0"/>
       <w:sz w:val="26"/>
       <w:szCs w:val="26"/>
-    </w:rPr>
-  </w:style>
-  <w:style w:type="character" w:styleId="EndnoteReference">
-    <w:name w:val="endnote reference"/>
-    <w:rPr>
-      <w:vertAlign w:val="superscript"/>
-    </w:rPr>
-  </w:style>
-  <w:style w:type="character" w:styleId="FootnoteReference">
-    <w:name w:val="footnote reference"/>
-    <w:rPr>
-      <w:vertAlign w:val="superscript"/>
     </w:rPr>
   </w:style>
   <w:style w:type="character" w:styleId="EndnoteCharacters">
@@ -2594,7 +2701,7 @@
     </w:rPr>
   </w:style>
   <w:style w:type="paragraph" w:styleId="EnvelopeReturn">
-    <w:name w:val="envelope return"/>
+    <w:name w:val="Envelope Return"/>
     <w:basedOn w:val="Normal"/>
     <w:pPr/>
     <w:rPr>
@@ -2613,6 +2720,46 @@
       <w:color w:val="ECEFF4"/>
     </w:rPr>
   </w:style>
+  <w:style w:type="paragraph" w:styleId="Footer">
+    <w:name w:val="Footer"/>
+    <w:basedOn w:val="Normal"/>
+    <w:pPr>
+      <w:suppressLineNumbers/>
+      <w:tabs>
+        <w:tab w:val="clear" w:pos="1134"/>
+        <w:tab w:val="center" w:pos="5952" w:leader="none"/>
+        <w:tab w:val="right" w:pos="10771" w:leader="none"/>
+      </w:tabs>
+    </w:pPr>
+    <w:rPr/>
+  </w:style>
+  <w:style w:type="paragraph" w:styleId="Header">
+    <w:name w:val="Header"/>
+    <w:basedOn w:val="Normal"/>
+    <w:pPr>
+      <w:suppressLineNumbers/>
+      <w:tabs>
+        <w:tab w:val="clear" w:pos="1134"/>
+        <w:tab w:val="center" w:pos="5952" w:leader="none"/>
+        <w:tab w:val="right" w:pos="10771" w:leader="none"/>
+      </w:tabs>
+    </w:pPr>
+    <w:rPr/>
+  </w:style>
+  <w:style w:type="paragraph" w:styleId="HeaderandFooter">
+    <w:name w:val="Header and Footer"/>
+    <w:basedOn w:val="Normal"/>
+    <w:qFormat/>
+    <w:pPr>
+      <w:suppressLineNumbers/>
+      <w:tabs>
+        <w:tab w:val="clear" w:pos="1134"/>
+        <w:tab w:val="center" w:pos="5953" w:leader="none"/>
+        <w:tab w:val="right" w:pos="10772" w:leader="none"/>
+      </w:tabs>
+    </w:pPr>
+    <w:rPr/>
+  </w:style>
   <w:style w:type="paragraph" w:styleId="Index">
     <w:name w:val="Index"/>
     <w:basedOn w:val="Normal"/>
@@ -2621,11 +2768,11 @@
       <w:suppressLineNumbers/>
     </w:pPr>
     <w:rPr>
-      <w:rFonts w:cs="Noto Sans Devanagari"/>
+      <w:rFonts w:cs="FreeSans"/>
     </w:rPr>
   </w:style>
   <w:style w:type="paragraph" w:styleId="Caption">
-    <w:name w:val="caption"/>
+    <w:name w:val="Caption"/>
     <w:basedOn w:val="Normal"/>
     <w:qFormat/>
     <w:pPr>
@@ -2633,7 +2780,7 @@
       <w:spacing w:before="120" w:after="120"/>
     </w:pPr>
     <w:rPr>
-      <w:rFonts w:cs="Noto Sans Devanagari"/>
+      <w:rFonts w:cs="FreeSans"/>
       <w:i/>
       <w:iCs/>
       <w:sz w:val="24"/>
@@ -2645,7 +2792,7 @@
     <w:basedOn w:val="BodyText"/>
     <w:pPr/>
     <w:rPr>
-      <w:rFonts w:cs="Noto Sans Devanagari"/>
+      <w:rFonts w:cs="FreeSans"/>
     </w:rPr>
   </w:style>
   <w:style w:type="paragraph" w:styleId="BodyText">
@@ -2687,7 +2834,7 @@
       <w:ind w:left="160" w:right="160"/>
     </w:pPr>
     <w:rPr>
-      <w:rFonts w:ascii="Liberation Mono" w:hAnsi="Liberation Mono" w:eastAsia="Noto Sans Mono CJK SC" w:cs="Liberation Mono"/>
+      <w:rFonts w:ascii="Liberation Mono" w:hAnsi="Liberation Mono" w:eastAsia="Liberation Mono" w:cs="Liberation Mono"/>
       <w:sz w:val="20"/>
       <w:szCs w:val="20"/>
     </w:rPr>
@@ -2718,37 +2865,37 @@
         <a:srgbClr val="000000"/>
       </a:dk1>
       <a:lt1>
-        <a:srgbClr val="FFFFFF"/>
+        <a:srgbClr val="ffffff"/>
       </a:lt1>
       <a:dk2>
         <a:srgbClr val="000000"/>
       </a:dk2>
       <a:lt2>
-        <a:srgbClr val="FFFFFF"/>
+        <a:srgbClr val="ffffff"/>
       </a:lt2>
       <a:accent1>
-        <a:srgbClr val="18A303"/>
+        <a:srgbClr val="18a303"/>
       </a:accent1>
       <a:accent2>
-        <a:srgbClr val="0369A3"/>
+        <a:srgbClr val="0369a3"/>
       </a:accent2>
       <a:accent3>
-        <a:srgbClr val="A33E03"/>
+        <a:srgbClr val="a33e03"/>
       </a:accent3>
       <a:accent4>
-        <a:srgbClr val="8E03A3"/>
+        <a:srgbClr val="8e03a3"/>
       </a:accent4>
       <a:accent5>
-        <a:srgbClr val="C99C00"/>
+        <a:srgbClr val="c99c00"/>
       </a:accent5>
       <a:accent6>
-        <a:srgbClr val="C9211E"/>
+        <a:srgbClr val="c9211e"/>
       </a:accent6>
       <a:hlink>
-        <a:srgbClr val="0000EE"/>
+        <a:srgbClr val="0000ee"/>
       </a:hlink>
       <a:folHlink>
-        <a:srgbClr val="551A8B"/>
+        <a:srgbClr val="551a8b"/>
       </a:folHlink>
     </a:clrScheme>
     <a:fontScheme name="Office">

--- a/docs/guides/crew/crew-1.0-working-with-codex.docx
+++ b/docs/guides/crew/crew-1.0-working-with-codex.docx
@@ -1218,6 +1218,68 @@
           <w:rStyle w:val="SourceText"/>
         </w:rPr>
         <w:t>prereview.overridden</w:t>
+      </w:r>
+      <w:r>
+        <w:rPr/>
+        <w:t>.</w:t>
+      </w:r>
+    </w:p>
+    <w:p>
+      <w:pPr>
+        <w:pStyle w:val="BodyText"/>
+        <w:bidi w:val="0"/>
+        <w:jc w:val="left"/>
+        <w:rPr/>
+      </w:pPr>
+      <w:r>
+        <w:rPr/>
+        <w:t>Once the clone's merge train is armed (</w:t>
+      </w:r>
+      <w:r>
+        <w:rPr>
+          <w:rStyle w:val="SourceText"/>
+        </w:rPr>
+        <w:t>crew_train.py arm</w:t>
+      </w:r>
+      <w:r>
+        <w:rPr/>
+        <w:t xml:space="preserve">), the gate round takes it before any of that linting (L-0526): after the CLEAN receipt and the verify gate, </w:t>
+      </w:r>
+      <w:r>
+        <w:rPr>
+          <w:rStyle w:val="SourceText"/>
+        </w:rPr>
+        <w:t>review_run.py</w:t>
+      </w:r>
+      <w:r>
+        <w:rPr/>
+        <w:t xml:space="preserve"> calls </w:t>
+      </w:r>
+      <w:r>
+        <w:rPr>
+          <w:rStyle w:val="SourceText"/>
+        </w:rPr>
+        <w:t>crew_train.acquire</w:t>
+      </w:r>
+      <w:r>
+        <w:rPr/>
+        <w:t xml:space="preserve">, and a ticket that is waiting behind an overlapping one, must merge its base first, or meets a train it cannot read is refused with exit 6, nothing spent and Codex not launched. An unarmed clone never asks. The prompt also carries a </w:t>
+      </w:r>
+      <w:r>
+        <w:rPr>
+          <w:rStyle w:val="SourceText"/>
+        </w:rPr>
+        <w:t>== Catch-up merges (rerere) ==</w:t>
+      </w:r>
+      <w:r>
+        <w:rPr/>
+        <w:t xml:space="preserve"> block listing every file a catch-up merge replayed from an earlier rerere resolution, so Codex reviews each as a change; a merge log it cannot read is written there as </w:t>
+      </w:r>
+      <w:r>
+        <w:rPr>
+          <w:rStyle w:val="SourceText"/>
+        </w:rPr>
+        <w:t>UNREADABLE</w:t>
       </w:r>
       <w:r>
         <w:rPr/>

--- a/docs/guides/crew/crew-1.0-working-with-codex.docx
+++ b/docs/guides/crew/crew-1.0-working-with-codex.docx
@@ -1221,7 +1221,67 @@
       </w:r>
       <w:r>
         <w:rPr/>
-        <w:t>.</w:t>
+        <w:t xml:space="preserve">. When the verify gate has not passed the tree, the prompt's test receipts keep their </w:t>
+      </w:r>
+      <w:r>
+        <w:rPr>
+          <w:rStyle w:val="SourceText"/>
+        </w:rPr>
+        <w:t>MISSING</w:t>
+      </w:r>
+      <w:r>
+        <w:rPr/>
+        <w:t xml:space="preserve"> and </w:t>
+      </w:r>
+      <w:r>
+        <w:rPr>
+          <w:rStyle w:val="SourceText"/>
+        </w:rPr>
+        <w:t>Gate answer for HEAD</w:t>
+      </w:r>
+      <w:r>
+        <w:rPr/>
+        <w:t xml:space="preserve"> lines and add one line saying such a round runs only under </w:t>
+      </w:r>
+      <w:r>
+        <w:rPr>
+          <w:rStyle w:val="SourceText"/>
+        </w:rPr>
+        <w:t>--allow-unverified</w:t>
+      </w:r>
+      <w:r>
+        <w:rPr/>
+        <w:t xml:space="preserve">, recorded as </w:t>
+      </w:r>
+      <w:r>
+        <w:rPr>
+          <w:rStyle w:val="SourceText"/>
+        </w:rPr>
+        <w:t>gate.overridden</w:t>
+      </w:r>
+      <w:r>
+        <w:rPr/>
+        <w:t xml:space="preserve"> in </w:t>
+      </w:r>
+      <w:r>
+        <w:rPr>
+          <w:rStyle w:val="SourceText"/>
+        </w:rPr>
+        <w:t>review.json</w:t>
+      </w:r>
+      <w:r>
+        <w:rPr/>
+        <w:t xml:space="preserve">, that </w:t>
+      </w:r>
+      <w:r>
+        <w:rPr>
+          <w:rStyle w:val="SourceText"/>
+        </w:rPr>
+        <w:t>/crew:done</w:t>
+      </w:r>
+      <w:r>
+        <w:rPr/>
+        <w:t xml:space="preserve"> still needs a clean gate, and that the missing pass alone is that recorded override, not a defect (T-0101).</w:t>
       </w:r>
     </w:p>
     <w:p>
